--- a/docs/Preprocessing.docx
+++ b/docs/Preprocessing.docx
@@ -22,7 +22,7 @@
         <w:rPr>
           <w:sz w:val="18"/>
         </w:rPr>
-        <w:t>Aaditya Pathak 1704373  |  Siwen Wang 1721961  |  Jiayi Huang 1668763</w:t>
+        <w:t>Aaditya Pathak 1703474  |  Siwen Wang 1721961  |  Jiayi Huang 1668763</w:t>
       </w:r>
     </w:p>
     <w:p>
